--- a/实习日记.docx
+++ b/实习日记.docx
@@ -83,7 +83,7 @@
     <w:p>
       <w:pPr>
         <w:rPr>
-          <w:rFonts w:hint="default"/>
+          <w:rFonts w:hint="eastAsia"/>
           <w:lang w:val="en-US" w:eastAsia="zh-CN"/>
         </w:rPr>
       </w:pPr>
@@ -93,24 +93,39 @@
           <w:lang w:val="en-US" w:eastAsia="zh-CN"/>
         </w:rPr>
         <w:t>配置视频学习规划不要和视频全生命</w:t>
+      </w:r>
+    </w:p>
+    <w:p>
+      <w:pPr>
+        <w:rPr>
+          <w:rFonts w:hint="default"/>
+          <w:lang w:val="en-US" w:eastAsia="zh-CN"/>
+        </w:rPr>
+      </w:pPr>
+      <w:r>
+        <w:rPr>
+          <w:rFonts w:hint="eastAsia"/>
+          <w:lang w:val="en-US" w:eastAsia="zh-CN"/>
+        </w:rPr>
+        <w:t>商务局和系统管理员要分开。</w:t>
+      </w:r>
+    </w:p>
+    <w:p>
+      <w:pPr>
+        <w:rPr>
+          <w:rFonts w:hint="default"/>
+          <w:lang w:val="en-US" w:eastAsia="zh-CN"/>
+        </w:rPr>
+      </w:pPr>
+      <w:r>
+        <w:rPr>
+          <w:rFonts w:hint="eastAsia"/>
+          <w:lang w:val="en-US" w:eastAsia="zh-CN"/>
+        </w:rPr>
+        <w:t>4.10，先了解原型图。使用figma或者墨刀来做，使用墨刀初步完成了商家端的登录页面</w:t>
       </w:r>
       <w:bookmarkStart w:id="0" w:name="_GoBack"/>
       <w:bookmarkEnd w:id="0"/>
-    </w:p>
-    <w:p>
-      <w:pPr>
-        <w:rPr>
-          <w:rFonts w:hint="default"/>
-          <w:lang w:val="en-US" w:eastAsia="zh-CN"/>
-        </w:rPr>
-      </w:pPr>
-      <w:r>
-        <w:rPr>
-          <w:rFonts w:hint="eastAsia"/>
-          <w:lang w:val="en-US" w:eastAsia="zh-CN"/>
-        </w:rPr>
-        <w:t>4.10，先了解原型图。使用figma或者墨刀来做</w:t>
-      </w:r>
     </w:p>
     <w:sectPr>
       <w:pgSz w:w="11906" w:h="16838"/>

--- a/实习日记.docx
+++ b/实习日记.docx
@@ -113,6 +113,166 @@
     <w:p>
       <w:pPr>
         <w:rPr>
+          <w:rFonts w:hint="eastAsia"/>
+          <w:lang w:val="en-US" w:eastAsia="zh-CN"/>
+        </w:rPr>
+      </w:pPr>
+      <w:r>
+        <w:rPr>
+          <w:rFonts w:hint="eastAsia"/>
+          <w:lang w:val="en-US" w:eastAsia="zh-CN"/>
+        </w:rPr>
+        <w:t>4.10，先了解原型图。使用figma或者墨刀来做，使用墨刀初步完成了商家端的登录页面</w:t>
+      </w:r>
+    </w:p>
+    <w:p>
+      <w:pPr>
+        <w:rPr>
+          <w:rFonts w:hint="eastAsia"/>
+          <w:lang w:val="en-US" w:eastAsia="zh-CN"/>
+        </w:rPr>
+      </w:pPr>
+    </w:p>
+    <w:p>
+      <w:pPr>
+        <w:rPr>
+          <w:rFonts w:hint="eastAsia"/>
+          <w:lang w:val="en-US" w:eastAsia="zh-CN"/>
+        </w:rPr>
+      </w:pPr>
+      <w:r>
+        <w:rPr>
+          <w:rFonts w:hint="eastAsia"/>
+          <w:lang w:val="en-US" w:eastAsia="zh-CN"/>
+        </w:rPr>
+        <w:t>4.21</w:t>
+      </w:r>
+    </w:p>
+    <w:p>
+      <w:pPr>
+        <w:rPr>
+          <w:rFonts w:hint="eastAsia"/>
+          <w:lang w:val="en-US" w:eastAsia="zh-CN"/>
+        </w:rPr>
+      </w:pPr>
+      <w:r>
+        <w:rPr>
+          <w:rFonts w:hint="eastAsia"/>
+          <w:lang w:val="en-US" w:eastAsia="zh-CN"/>
+        </w:rPr>
+        <w:t>功能清单，用例图，原型图这三个是需求分析阶段的产物。需求分析完之后，就要进行概要设计阶段，和详细设计阶段。</w:t>
+      </w:r>
+    </w:p>
+    <w:p>
+      <w:pPr>
+        <w:rPr>
+          <w:rFonts w:hint="eastAsia"/>
+          <w:lang w:val="en-US" w:eastAsia="zh-CN"/>
+        </w:rPr>
+      </w:pPr>
+      <w:r>
+        <w:rPr>
+          <w:rFonts w:hint="eastAsia"/>
+          <w:color w:val="FF0000"/>
+          <w:lang w:val="en-US" w:eastAsia="zh-CN"/>
+        </w:rPr>
+        <w:t>概要设计阶段</w:t>
+      </w:r>
+      <w:r>
+        <w:rPr>
+          <w:rFonts w:hint="eastAsia"/>
+          <w:lang w:val="en-US" w:eastAsia="zh-CN"/>
+        </w:rPr>
+        <w:t>：系统的架构（如前后端分离）选择什么，模块如何划分，数据库总体ER图，技术栈选择，概要设计阶段就是得到系统的整体骨架。</w:t>
+      </w:r>
+    </w:p>
+    <w:p>
+      <w:pPr>
+        <w:rPr>
+          <w:rFonts w:hint="eastAsia"/>
+          <w:lang w:val="en-US" w:eastAsia="zh-CN"/>
+        </w:rPr>
+      </w:pPr>
+      <w:r>
+        <w:rPr>
+          <w:rFonts w:hint="eastAsia"/>
+          <w:color w:val="FF0000"/>
+          <w:lang w:val="en-US" w:eastAsia="zh-CN"/>
+        </w:rPr>
+        <w:t>详细设计阶段</w:t>
+      </w:r>
+      <w:r>
+        <w:rPr>
+          <w:rFonts w:hint="eastAsia"/>
+          <w:lang w:val="en-US" w:eastAsia="zh-CN"/>
+        </w:rPr>
+        <w:t>：当概要设计文档做完后，就要规划具体的接口定义，类图，数据库表结构，业务逻辑流程，代码的具体实现方案。详细设计阶段要产出详细设计文档。</w:t>
+      </w:r>
+    </w:p>
+    <w:p>
+      <w:pPr>
+        <w:rPr>
+          <w:rFonts w:hint="eastAsia"/>
+          <w:lang w:val="en-US" w:eastAsia="zh-CN"/>
+        </w:rPr>
+      </w:pPr>
+    </w:p>
+    <w:p>
+      <w:pPr>
+        <w:rPr>
+          <w:rFonts w:hint="eastAsia"/>
+          <w:lang w:val="en-US" w:eastAsia="zh-CN"/>
+        </w:rPr>
+      </w:pPr>
+      <w:r>
+        <w:rPr>
+          <w:rFonts w:hint="eastAsia"/>
+          <w:lang w:val="en-US" w:eastAsia="zh-CN"/>
+        </w:rPr>
+        <w:t>银河麒麟是Linux的定制版本，内核是基于LInux的一个国产操作系统。在Linux上下载软件可以使用sudo，sudo apt update会先更新本地的软件目录，让软件目录和官方的软件源一样，从而可以下载官方发布的最新的软件，所以一般来说想要下载最新的软件之前要先使用sudo apt update。</w:t>
+      </w:r>
+    </w:p>
+    <w:p>
+      <w:pPr>
+        <w:rPr>
+          <w:rFonts w:hint="eastAsia"/>
+          <w:lang w:val="en-US" w:eastAsia="zh-CN"/>
+        </w:rPr>
+      </w:pPr>
+      <w:r>
+        <w:rPr>
+          <w:rFonts w:hint="eastAsia"/>
+          <w:lang w:val="en-US" w:eastAsia="zh-CN"/>
+        </w:rPr>
+        <w:t>然后可以使用sudo来进行下载想要的软甲，如果不指定具体的版本，就是默认下载最新的稳定的版本。</w:t>
+      </w:r>
+    </w:p>
+    <w:p>
+      <w:pPr>
+        <w:rPr>
+          <w:rFonts w:hint="eastAsia"/>
+          <w:lang w:val="en-US" w:eastAsia="zh-CN"/>
+        </w:rPr>
+      </w:pPr>
+      <w:r>
+        <w:rPr>
+          <w:rFonts w:hint="eastAsia"/>
+          <w:lang w:val="en-US" w:eastAsia="zh-CN"/>
+        </w:rPr>
+        <w:t>使用sudo来下载软件的命令是，sudo apt install</w:t>
+      </w:r>
+    </w:p>
+    <w:p>
+      <w:pPr>
+        <w:rPr>
+          <w:rFonts w:hint="eastAsia"/>
+          <w:lang w:val="en-US" w:eastAsia="zh-CN"/>
+        </w:rPr>
+      </w:pPr>
+    </w:p>
+    <w:p>
+      <w:pPr>
+        <w:rPr>
           <w:rFonts w:hint="default"/>
           <w:lang w:val="en-US" w:eastAsia="zh-CN"/>
         </w:rPr>
@@ -122,10 +282,18 @@
           <w:rFonts w:hint="eastAsia"/>
           <w:lang w:val="en-US" w:eastAsia="zh-CN"/>
         </w:rPr>
-        <w:t>4.10，先了解原型图。使用figma或者墨刀来做，使用墨刀初步完成了商家端的登录页面</w:t>
+        <w:t>Vue/React是前端框架，浏览器不认识.vue这样的文件，所以需要构建工具比如Vite/Webpack把.vue这样的文件解释成.js文件。Node.js像jdk一样是语言的运行环境，Node.js包含了npm包管理器，对于一个项目而言，执行了npm install，就是下载了该项目所需要的所有依赖，包含构建工具。然后使用npm run ，npm run本质上就是调用构建工具来把项目里的.vue文件等等进行解释，解释成浏览器认识的.js文件。然后一部分解释出来的js代码的作用是开发运行，热更新，运行在node.js里面，一部分运行在浏览器里面，给用户看。</w:t>
       </w:r>
       <w:bookmarkStart w:id="0" w:name="_GoBack"/>
       <w:bookmarkEnd w:id="0"/>
+    </w:p>
+    <w:p>
+      <w:pPr>
+        <w:rPr>
+          <w:rFonts w:hint="default"/>
+          <w:lang w:val="en-US" w:eastAsia="zh-CN"/>
+        </w:rPr>
+      </w:pPr>
     </w:p>
     <w:sectPr>
       <w:pgSz w:w="11906" w:h="16838"/>

--- a/实习日记.docx
+++ b/实习日记.docx
@@ -273,6 +273,74 @@
     <w:p>
       <w:pPr>
         <w:rPr>
+          <w:rFonts w:hint="eastAsia"/>
+          <w:lang w:val="en-US" w:eastAsia="zh-CN"/>
+        </w:rPr>
+      </w:pPr>
+      <w:r>
+        <w:rPr>
+          <w:rFonts w:hint="eastAsia"/>
+          <w:lang w:val="en-US" w:eastAsia="zh-CN"/>
+        </w:rPr>
+        <w:t>Vue/React是前端框架，浏览器不认识.vue这样的文件，所以需要构建工具比如Vite/Webpack把.vue这样的文件解释成.js文件。Node.js像jdk一样是语言的运行环境，Node.js包含了npm包管理器，对于一个项目而言，执行了npm install，就是下载了该项目所需要的所有依赖，包含构建工具。然后使用npm run ，npm run本质上就是调用构建工具来把项目里的.vue文件等等进行解释，解释成浏览器认识的.js文件。然后一部分解释出来的js代码的作用是开发运行，热更新，运行在node.js里面，一部分运行在浏览器里面，给用户看。</w:t>
+      </w:r>
+    </w:p>
+    <w:p>
+      <w:pPr>
+        <w:rPr>
+          <w:rFonts w:hint="eastAsia"/>
+          <w:lang w:val="en-US" w:eastAsia="zh-CN"/>
+        </w:rPr>
+      </w:pPr>
+    </w:p>
+    <w:p>
+      <w:pPr>
+        <w:rPr>
+          <w:rFonts w:hint="eastAsia"/>
+          <w:lang w:val="en-US" w:eastAsia="zh-CN"/>
+        </w:rPr>
+      </w:pPr>
+      <w:r>
+        <w:rPr>
+          <w:rFonts w:hint="eastAsia"/>
+          <w:lang w:val="en-US" w:eastAsia="zh-CN"/>
+        </w:rPr>
+        <w:t>4.22生成功能清单。</w:t>
+      </w:r>
+    </w:p>
+    <w:p>
+      <w:pPr>
+        <w:rPr>
+          <w:rFonts w:hint="eastAsia"/>
+          <w:lang w:val="en-US" w:eastAsia="zh-CN"/>
+        </w:rPr>
+      </w:pPr>
+      <w:r>
+        <w:rPr>
+          <w:rFonts w:hint="eastAsia"/>
+          <w:lang w:val="en-US" w:eastAsia="zh-CN"/>
+        </w:rPr>
+        <w:t>使用天融信进入政府内网使用PLSQL处理数据</w:t>
+      </w:r>
+    </w:p>
+    <w:p>
+      <w:pPr>
+        <w:rPr>
+          <w:rFonts w:hint="eastAsia"/>
+          <w:lang w:val="en-US" w:eastAsia="zh-CN"/>
+        </w:rPr>
+      </w:pPr>
+      <w:r>
+        <w:rPr>
+          <w:rFonts w:hint="eastAsia"/>
+          <w:lang w:val="en-US" w:eastAsia="zh-CN"/>
+        </w:rPr>
+        <w:t>Navicat处理数据，可以直接导入excel，可以用Python来处理excel和数据库，Oracle比较常用的是PLsql，MySQL常用的是Navicat，数据库基本语言要记住</w:t>
+      </w:r>
+    </w:p>
+    <w:p>
+      <w:pPr>
+        <w:rPr>
           <w:rFonts w:hint="default"/>
           <w:lang w:val="en-US" w:eastAsia="zh-CN"/>
         </w:rPr>
@@ -282,10 +350,34 @@
           <w:rFonts w:hint="eastAsia"/>
           <w:lang w:val="en-US" w:eastAsia="zh-CN"/>
         </w:rPr>
-        <w:t>Vue/React是前端框架，浏览器不认识.vue这样的文件，所以需要构建工具比如Vite/Webpack把.vue这样的文件解释成.js文件。Node.js像jdk一样是语言的运行环境，Node.js包含了npm包管理器，对于一个项目而言，执行了npm install，就是下载了该项目所需要的所有依赖，包含构建工具。然后使用npm run ，npm run本质上就是调用构建工具来把项目里的.vue文件等等进行解释，解释成浏览器认识的.js文件。然后一部分解释出来的js代码的作用是开发运行，热更新，运行在node.js里面，一部分运行在浏览器里面，给用户看。</w:t>
+        <w:t>完成安全宣传系统功能清单</w:t>
       </w:r>
       <w:bookmarkStart w:id="0" w:name="_GoBack"/>
       <w:bookmarkEnd w:id="0"/>
+    </w:p>
+    <w:p>
+      <w:pPr>
+        <w:rPr>
+          <w:rFonts w:hint="eastAsia"/>
+          <w:lang w:val="en-US" w:eastAsia="zh-CN"/>
+        </w:rPr>
+      </w:pPr>
+    </w:p>
+    <w:p>
+      <w:pPr>
+        <w:rPr>
+          <w:rFonts w:hint="eastAsia"/>
+          <w:lang w:val="en-US" w:eastAsia="zh-CN"/>
+        </w:rPr>
+      </w:pPr>
+    </w:p>
+    <w:p>
+      <w:pPr>
+        <w:rPr>
+          <w:rFonts w:hint="default"/>
+          <w:lang w:val="en-US" w:eastAsia="zh-CN"/>
+        </w:rPr>
+      </w:pPr>
     </w:p>
     <w:p>
       <w:pPr>
@@ -310,7 +402,7 @@
   <w:docDefaults>
     <w:rPrDefault>
       <w:rPr>
-        <w:rFonts w:asciiTheme="minorHAnsi" w:hAnsiTheme="minorHAnsi" w:eastAsiaTheme="minorEastAsia" w:cstheme="minorBidi"/>
+        <w:rFonts w:ascii="Times New Roman" w:hAnsi="Times New Roman" w:eastAsia="宋体" w:cs="Times New Roman"/>
       </w:rPr>
     </w:rPrDefault>
     <w:pPrDefault/>

--- a/实习日记.docx
+++ b/实习日记.docx
@@ -350,7 +350,53 @@
           <w:rFonts w:hint="eastAsia"/>
           <w:lang w:val="en-US" w:eastAsia="zh-CN"/>
         </w:rPr>
-        <w:t>完成安全宣传系统功能清单</w:t>
+        <w:t>完成安全宣传学习系统功能清单</w:t>
+      </w:r>
+    </w:p>
+    <w:p>
+      <w:pPr>
+        <w:rPr>
+          <w:rFonts w:hint="eastAsia"/>
+          <w:lang w:val="en-US" w:eastAsia="zh-CN"/>
+        </w:rPr>
+      </w:pPr>
+    </w:p>
+    <w:p>
+      <w:pPr>
+        <w:rPr>
+          <w:rFonts w:hint="default"/>
+          <w:lang w:val="en-US" w:eastAsia="zh-CN"/>
+        </w:rPr>
+      </w:pPr>
+      <w:r>
+        <w:rPr>
+          <w:rFonts w:hint="eastAsia"/>
+          <w:lang w:val="en-US" w:eastAsia="zh-CN"/>
+        </w:rPr>
+        <w:t>4.23 完成功能清单接口分析</w:t>
+      </w:r>
+    </w:p>
+    <w:p>
+      <w:pPr>
+        <w:rPr>
+          <w:rFonts w:hint="default"/>
+          <w:lang w:val="en-US" w:eastAsia="zh-CN"/>
+        </w:rPr>
+      </w:pPr>
+    </w:p>
+    <w:p>
+      <w:pPr>
+        <w:rPr>
+          <w:rFonts w:hint="default"/>
+          <w:lang w:val="en-US" w:eastAsia="zh-CN"/>
+        </w:rPr>
+      </w:pPr>
+      <w:r>
+        <w:rPr>
+          <w:rFonts w:hint="eastAsia"/>
+          <w:lang w:val="en-US" w:eastAsia="zh-CN"/>
+        </w:rPr>
+        <w:t>4.24.学会了excel表格导入到navicat里面变成数据库的表，学会了使用python来处理excel表格，处理完之后再导入到数据库里面会比较便捷。对于要把多个excel表格里面的内容部分关联起来然后存到数据库的问题而言，我们可以直接使用python来跑，也可以先处理两个excel表格，用python把里面的有用的信息关联到一起变成新的表格。也可以分别把excel表格（处理过后的，不必要的字段可以删掉，只能单纯的是二维表，不能有标题，合并）导入到数据库里面，然后使用sql语言来关联两个数据库，然后生成关联之后的数据库。Excel表格想要直接导入到数据库里面，一定要注意excel表格一定要是二维表，即不能有合并不能有标题。对于excel表格，一定要记住可以使用python语言进行处理，非常的便捷，也可以使用python语言连接数据库，当把表格处理完之后，直接把数据导入到数据库里面，变成数据表。我可以选择让python语言处理完excel表格输出新的excel表格自己导入，也可以让python语言连接数据库，然后把处理后的数据直接帮我导入到数据库里面，变成我想要的数据表</w:t>
       </w:r>
       <w:bookmarkStart w:id="0" w:name="_GoBack"/>
       <w:bookmarkEnd w:id="0"/>
@@ -358,15 +404,7 @@
     <w:p>
       <w:pPr>
         <w:rPr>
-          <w:rFonts w:hint="eastAsia"/>
-          <w:lang w:val="en-US" w:eastAsia="zh-CN"/>
-        </w:rPr>
-      </w:pPr>
-    </w:p>
-    <w:p>
-      <w:pPr>
-        <w:rPr>
-          <w:rFonts w:hint="eastAsia"/>
+          <w:rFonts w:hint="default"/>
           <w:lang w:val="en-US" w:eastAsia="zh-CN"/>
         </w:rPr>
       </w:pPr>
